--- a/१८महामारी की त्रासदी झेलता रोटिया कवि.docx
+++ b/१८महामारी की त्रासदी झेलता रोटिया कवि.docx
@@ -131,458 +131,30 @@
     </w:p>
     <w:p>
       <w:pPr>
-        <w:rPr>
-          <w:rFonts w:cstheme="minorBidi"/>
-          <w:szCs w:val="24"/>
-        </w:rPr>
+        <w:spacing w:after="0"/>
+        <w:jc w:val="both"/>
       </w:pPr>
       <w:r>
         <w:rPr>
-          <w:rFonts w:cs="Mangal"/>
-          <w:szCs w:val="24"/>
-          <w:cs/>
-        </w:rPr>
-        <w:t>महामारी की</w:t>
+          <w:rFonts w:ascii="Mangal" w:hAnsi="Mangal" w:cs="Mangal" w:eastAsia="Mangal"/>
+          <w:b/>
+          <w:sz w:val="24"/>
+        </w:rPr>
+        <w:t>शीर्षक पाठ की व्यंग्यात्मकता को संक्षेप में स्पष्ट कीजिए</w:t>
       </w:r>
     </w:p>
     <w:p>
       <w:pPr>
-        <w:rPr>
-          <w:rFonts w:cstheme="minorBidi"/>
-          <w:szCs w:val="24"/>
-        </w:rPr>
+        <w:spacing w:after="0"/>
+        <w:jc w:val="both"/>
       </w:pPr>
       <w:r>
         <w:rPr>
-          <w:rFonts w:cs="Mangal"/>
-          <w:szCs w:val="24"/>
-          <w:cs/>
-        </w:rPr>
-        <w:t>१.</w:t>
-      </w:r>
-      <w:r>
-        <w:rPr>
-          <w:rFonts w:ascii="Arial" w:hAnsi="Arial" w:cs="Arial" w:hint="cs"/>
-          <w:szCs w:val="24"/>
-          <w:cs/>
-        </w:rPr>
-        <w:t>”</w:t>
-      </w:r>
-      <w:r>
-        <w:rPr>
-          <w:rFonts w:cs="Mangal" w:hint="cs"/>
-          <w:szCs w:val="24"/>
-          <w:cs/>
-        </w:rPr>
-        <w:t>रोटियां</w:t>
-      </w:r>
-      <w:r>
-        <w:rPr>
-          <w:rFonts w:cs="Mangal"/>
-          <w:szCs w:val="24"/>
-          <w:cs/>
-        </w:rPr>
-        <w:t xml:space="preserve"> </w:t>
-      </w:r>
-      <w:proofErr w:type="spellStart"/>
-      <w:r>
-        <w:rPr>
-          <w:rFonts w:cs="Mangal" w:hint="cs"/>
-          <w:szCs w:val="24"/>
-          <w:cs/>
-        </w:rPr>
-        <w:t>कविचौकिया</w:t>
-      </w:r>
-      <w:proofErr w:type="spellEnd"/>
-      <w:r>
-        <w:rPr>
-          <w:rFonts w:cs="Mangal"/>
-          <w:szCs w:val="24"/>
-          <w:cs/>
-        </w:rPr>
-        <w:t xml:space="preserve"> </w:t>
-      </w:r>
-      <w:r>
-        <w:rPr>
-          <w:rFonts w:cs="Mangal" w:hint="cs"/>
-          <w:szCs w:val="24"/>
-          <w:cs/>
-        </w:rPr>
-        <w:t>कवि</w:t>
-      </w:r>
-      <w:r>
-        <w:rPr>
-          <w:rFonts w:cs="Mangal"/>
-          <w:szCs w:val="24"/>
-          <w:cs/>
-        </w:rPr>
-        <w:t xml:space="preserve"> </w:t>
-      </w:r>
-      <w:r>
-        <w:rPr>
-          <w:rFonts w:cs="Mangal" w:hint="cs"/>
-          <w:szCs w:val="24"/>
-          <w:cs/>
-        </w:rPr>
-        <w:t>की</w:t>
-      </w:r>
-      <w:r>
-        <w:rPr>
-          <w:rFonts w:cs="Mangal"/>
-          <w:szCs w:val="24"/>
-          <w:cs/>
-        </w:rPr>
-        <w:t xml:space="preserve"> </w:t>
-      </w:r>
-      <w:r>
-        <w:rPr>
-          <w:rFonts w:cs="Mangal" w:hint="cs"/>
-          <w:szCs w:val="24"/>
-          <w:cs/>
-        </w:rPr>
-        <w:t>तरह</w:t>
-      </w:r>
-      <w:r>
-        <w:rPr>
-          <w:rFonts w:cs="Mangal"/>
-          <w:szCs w:val="24"/>
-          <w:cs/>
-        </w:rPr>
-        <w:t xml:space="preserve"> </w:t>
-      </w:r>
-      <w:r>
-        <w:rPr>
-          <w:rFonts w:cs="Mangal" w:hint="cs"/>
-          <w:szCs w:val="24"/>
-          <w:cs/>
-        </w:rPr>
-        <w:t>चाह</w:t>
-      </w:r>
-      <w:r>
-        <w:rPr>
-          <w:rFonts w:cs="Mangal"/>
-          <w:szCs w:val="24"/>
-          <w:cs/>
-        </w:rPr>
-        <w:t xml:space="preserve"> </w:t>
-      </w:r>
-      <w:r>
-        <w:rPr>
-          <w:rFonts w:cs="Mangal" w:hint="cs"/>
-          <w:szCs w:val="24"/>
-          <w:cs/>
-        </w:rPr>
-        <w:t>कर</w:t>
-      </w:r>
-      <w:r>
-        <w:rPr>
-          <w:rFonts w:cs="Mangal"/>
-          <w:szCs w:val="24"/>
-          <w:cs/>
-        </w:rPr>
-        <w:t xml:space="preserve"> </w:t>
-      </w:r>
-      <w:r>
-        <w:rPr>
-          <w:rFonts w:cs="Mangal" w:hint="cs"/>
-          <w:szCs w:val="24"/>
-          <w:cs/>
-        </w:rPr>
-        <w:t>भी</w:t>
-      </w:r>
-      <w:r>
-        <w:rPr>
-          <w:rFonts w:cs="Mangal"/>
-          <w:szCs w:val="24"/>
-          <w:cs/>
-        </w:rPr>
-        <w:t xml:space="preserve"> </w:t>
-      </w:r>
-      <w:r>
-        <w:rPr>
-          <w:rFonts w:cs="Mangal" w:hint="cs"/>
-          <w:szCs w:val="24"/>
-          <w:cs/>
-        </w:rPr>
-        <w:t>नहीं</w:t>
-      </w:r>
-      <w:r>
-        <w:rPr>
-          <w:rFonts w:cs="Mangal"/>
-          <w:szCs w:val="24"/>
-          <w:cs/>
-        </w:rPr>
-        <w:t xml:space="preserve"> </w:t>
-      </w:r>
-      <w:r>
-        <w:rPr>
-          <w:rFonts w:cs="Mangal" w:hint="cs"/>
-          <w:szCs w:val="24"/>
-          <w:cs/>
-        </w:rPr>
-        <w:t>हो</w:t>
-      </w:r>
-      <w:r>
-        <w:rPr>
-          <w:rFonts w:cs="Mangal"/>
-          <w:szCs w:val="24"/>
-          <w:cs/>
-        </w:rPr>
-        <w:t xml:space="preserve"> </w:t>
-      </w:r>
-      <w:proofErr w:type="spellStart"/>
-      <w:r>
-        <w:rPr>
-          <w:rFonts w:cs="Mangal" w:hint="cs"/>
-          <w:szCs w:val="24"/>
-          <w:cs/>
-        </w:rPr>
-        <w:t>सकताउसकी</w:t>
-      </w:r>
-      <w:proofErr w:type="spellEnd"/>
-      <w:r>
-        <w:rPr>
-          <w:rFonts w:cs="Mangal"/>
-          <w:szCs w:val="24"/>
-          <w:cs/>
-        </w:rPr>
-        <w:t xml:space="preserve"> </w:t>
-      </w:r>
-      <w:r>
-        <w:rPr>
-          <w:rFonts w:cs="Mangal" w:hint="cs"/>
-          <w:szCs w:val="24"/>
-          <w:cs/>
-        </w:rPr>
-        <w:t>फटी</w:t>
-      </w:r>
-      <w:r>
-        <w:rPr>
-          <w:rFonts w:cs="Mangal"/>
-          <w:szCs w:val="24"/>
-          <w:cs/>
-        </w:rPr>
-        <w:t xml:space="preserve"> </w:t>
-      </w:r>
-      <w:r>
-        <w:rPr>
-          <w:rFonts w:cs="Mangal" w:hint="cs"/>
-          <w:szCs w:val="24"/>
-          <w:cs/>
-        </w:rPr>
-        <w:t>जब</w:t>
-      </w:r>
-      <w:r>
-        <w:rPr>
-          <w:rFonts w:cs="Mangal"/>
-          <w:szCs w:val="24"/>
-          <w:cs/>
-        </w:rPr>
-        <w:t xml:space="preserve"> </w:t>
-      </w:r>
-      <w:r>
-        <w:rPr>
-          <w:rFonts w:cs="Mangal" w:hint="cs"/>
-          <w:szCs w:val="24"/>
-          <w:cs/>
-        </w:rPr>
-        <w:t>उसे</w:t>
-      </w:r>
-      <w:r>
-        <w:rPr>
-          <w:rFonts w:cs="Mangal"/>
-          <w:szCs w:val="24"/>
-          <w:cs/>
-        </w:rPr>
-        <w:t xml:space="preserve"> </w:t>
-      </w:r>
-      <w:proofErr w:type="spellStart"/>
-      <w:r>
-        <w:rPr>
-          <w:rFonts w:cs="Mangal" w:hint="cs"/>
-          <w:szCs w:val="24"/>
-          <w:cs/>
-        </w:rPr>
-        <w:t>चौकिया</w:t>
-      </w:r>
-      <w:proofErr w:type="spellEnd"/>
-      <w:r>
-        <w:rPr>
-          <w:rFonts w:cs="Mangal"/>
-          <w:szCs w:val="24"/>
-          <w:cs/>
-        </w:rPr>
-        <w:t xml:space="preserve"> </w:t>
-      </w:r>
-      <w:r>
-        <w:rPr>
-          <w:rFonts w:cs="Mangal" w:hint="cs"/>
-          <w:szCs w:val="24"/>
-          <w:cs/>
-        </w:rPr>
-        <w:t>कविता</w:t>
-      </w:r>
-      <w:r>
-        <w:rPr>
-          <w:rFonts w:cs="Mangal"/>
-          <w:szCs w:val="24"/>
-          <w:cs/>
-        </w:rPr>
-        <w:t xml:space="preserve"> </w:t>
-      </w:r>
-      <w:r>
-        <w:rPr>
-          <w:rFonts w:cs="Mangal" w:hint="cs"/>
-          <w:szCs w:val="24"/>
-          <w:cs/>
-        </w:rPr>
-        <w:t>करने</w:t>
-      </w:r>
-      <w:r>
-        <w:rPr>
-          <w:rFonts w:cs="Mangal"/>
-          <w:szCs w:val="24"/>
-          <w:cs/>
-        </w:rPr>
-        <w:t xml:space="preserve"> </w:t>
-      </w:r>
-      <w:r>
-        <w:rPr>
-          <w:rFonts w:cs="Mangal" w:hint="cs"/>
-          <w:szCs w:val="24"/>
-          <w:cs/>
-        </w:rPr>
-        <w:t>की</w:t>
-      </w:r>
-      <w:r>
-        <w:rPr>
-          <w:rFonts w:cs="Mangal"/>
-          <w:szCs w:val="24"/>
-          <w:cs/>
-        </w:rPr>
-        <w:t xml:space="preserve"> </w:t>
-      </w:r>
-      <w:r>
-        <w:rPr>
-          <w:rFonts w:cs="Mangal" w:hint="cs"/>
-          <w:szCs w:val="24"/>
-          <w:cs/>
-        </w:rPr>
-        <w:t>बिल्कुल</w:t>
-      </w:r>
-      <w:r>
-        <w:rPr>
-          <w:rFonts w:cs="Mangal"/>
-          <w:szCs w:val="24"/>
-          <w:cs/>
-        </w:rPr>
-        <w:t xml:space="preserve"> </w:t>
-      </w:r>
-      <w:proofErr w:type="spellStart"/>
-      <w:r>
-        <w:rPr>
-          <w:rFonts w:cs="Mangal" w:hint="cs"/>
-          <w:szCs w:val="24"/>
-          <w:cs/>
-        </w:rPr>
-        <w:t>परमिशन</w:t>
-      </w:r>
-      <w:proofErr w:type="spellEnd"/>
-      <w:r>
-        <w:rPr>
-          <w:rFonts w:cs="Mangal"/>
-          <w:szCs w:val="24"/>
-          <w:cs/>
-        </w:rPr>
-        <w:t xml:space="preserve"> </w:t>
-      </w:r>
-      <w:r>
-        <w:rPr>
-          <w:rFonts w:cs="Mangal" w:hint="cs"/>
-          <w:szCs w:val="24"/>
-          <w:cs/>
-        </w:rPr>
-        <w:t>नहीं</w:t>
-      </w:r>
-      <w:r>
-        <w:rPr>
-          <w:rFonts w:cs="Mangal"/>
-          <w:szCs w:val="24"/>
-          <w:cs/>
-        </w:rPr>
-        <w:t xml:space="preserve"> </w:t>
-      </w:r>
-      <w:r>
-        <w:rPr>
-          <w:rFonts w:cs="Mangal" w:hint="cs"/>
-          <w:szCs w:val="24"/>
-          <w:cs/>
-        </w:rPr>
-        <w:t>देती</w:t>
-      </w:r>
-      <w:r>
-        <w:rPr>
-          <w:rFonts w:ascii="Arial" w:hAnsi="Arial" w:cs="Arial" w:hint="cs"/>
-          <w:szCs w:val="24"/>
-          <w:cs/>
-        </w:rPr>
-        <w:t>”</w:t>
-      </w:r>
-      <w:r>
-        <w:rPr>
-          <w:rFonts w:cs="Mangal"/>
-          <w:szCs w:val="24"/>
-          <w:cs/>
-        </w:rPr>
-        <w:t xml:space="preserve"> (</w:t>
-      </w:r>
-      <w:r>
-        <w:rPr>
-          <w:rFonts w:cs="Mangal" w:hint="cs"/>
-          <w:szCs w:val="24"/>
-          <w:cs/>
-        </w:rPr>
-        <w:t>पृ</w:t>
-      </w:r>
-      <w:r>
-        <w:rPr>
-          <w:rFonts w:cs="Mangal"/>
-          <w:szCs w:val="24"/>
-          <w:cs/>
-        </w:rPr>
-        <w:t>.</w:t>
-      </w:r>
-      <w:r>
-        <w:rPr>
-          <w:rFonts w:cs="Mangal" w:hint="cs"/>
-          <w:szCs w:val="24"/>
-          <w:cs/>
-        </w:rPr>
-        <w:t>क्र</w:t>
-      </w:r>
-      <w:r>
-        <w:rPr>
-          <w:rFonts w:cs="Mangal"/>
-          <w:szCs w:val="24"/>
-          <w:cs/>
-        </w:rPr>
-        <w:t>.</w:t>
-      </w:r>
-      <w:r>
-        <w:rPr>
-          <w:rFonts w:cs="Mangal" w:hint="cs"/>
-          <w:szCs w:val="24"/>
-          <w:cs/>
-        </w:rPr>
-        <w:t>६८</w:t>
-      </w:r>
-      <w:r>
-        <w:rPr>
-          <w:rFonts w:cs="Mangal"/>
-          <w:szCs w:val="24"/>
-          <w:cs/>
-        </w:rPr>
-        <w:t>)</w:t>
+          <w:rFonts w:ascii="Mangal" w:hAnsi="Mangal" w:cs="Mangal" w:eastAsia="Mangal"/>
+          <w:b w:val="0"/>
+          <w:sz w:val="24"/>
+        </w:rPr>
+        <w:t>रचना शौकिया और रोटी के लिए लिखने वाले कवियों के अंतर से साहित्य-जगत की आर्थिक असमानता दिखाती है। महामारी के कारण ऑनलाइन गोष्ठियों में चाय-समोसा और पारिश्रमिक दोनों गायब हैं; इससे रोटिया कवि की आजीविका पर चोट पड़ती है। लेखक हास्य के सहारे उन सांस्कृतिक श्रमिकों की उपेक्षा पर ध्यान दिलाते हैं जिनकी मेहनत को अक्सर वास्तविक काम या सहायता योग्य श्रम नहीं माना जाता।</w:t>
       </w:r>
     </w:p>
     <w:p>
@@ -598,6 +170,546 @@
           <w:szCs w:val="24"/>
           <w:cs/>
         </w:rPr>
+        <w:t>महामारी की</w:t>
+      </w:r>
+    </w:p>
+    <w:p>
+      <w:pPr>
+        <w:rPr>
+          <w:rFonts w:cstheme="minorBidi"/>
+          <w:szCs w:val="24"/>
+        </w:rPr>
+      </w:pPr>
+      <w:r>
+        <w:rPr>
+          <w:rFonts w:cs="Mangal"/>
+          <w:szCs w:val="24"/>
+          <w:cs/>
+        </w:rPr>
+        <w:t>१.</w:t>
+      </w:r>
+      <w:r>
+        <w:rPr>
+          <w:rFonts w:ascii="Arial" w:hAnsi="Arial" w:cs="Arial" w:hint="cs"/>
+          <w:szCs w:val="24"/>
+          <w:cs/>
+        </w:rPr>
+        <w:t>”</w:t>
+      </w:r>
+      <w:r>
+        <w:rPr>
+          <w:rFonts w:cs="Mangal" w:hint="cs"/>
+          <w:szCs w:val="24"/>
+          <w:cs/>
+        </w:rPr>
+        <w:t>रोटियां</w:t>
+      </w:r>
+      <w:r>
+        <w:rPr>
+          <w:rFonts w:cs="Mangal"/>
+          <w:szCs w:val="24"/>
+          <w:cs/>
+        </w:rPr>
+        <w:t xml:space="preserve"> </w:t>
+      </w:r>
+      <w:proofErr w:type="spellStart"/>
+      <w:r>
+        <w:rPr>
+          <w:rFonts w:cs="Mangal" w:hint="cs"/>
+          <w:szCs w:val="24"/>
+          <w:cs/>
+        </w:rPr>
+        <w:t>कविचौकिया</w:t>
+      </w:r>
+      <w:proofErr w:type="spellEnd"/>
+      <w:r>
+        <w:rPr>
+          <w:rFonts w:cs="Mangal"/>
+          <w:szCs w:val="24"/>
+          <w:cs/>
+        </w:rPr>
+        <w:t xml:space="preserve"> </w:t>
+      </w:r>
+      <w:r>
+        <w:rPr>
+          <w:rFonts w:cs="Mangal" w:hint="cs"/>
+          <w:szCs w:val="24"/>
+          <w:cs/>
+        </w:rPr>
+        <w:t>कवि</w:t>
+      </w:r>
+      <w:r>
+        <w:rPr>
+          <w:rFonts w:cs="Mangal"/>
+          <w:szCs w:val="24"/>
+          <w:cs/>
+        </w:rPr>
+        <w:t xml:space="preserve"> </w:t>
+      </w:r>
+      <w:r>
+        <w:rPr>
+          <w:rFonts w:cs="Mangal" w:hint="cs"/>
+          <w:szCs w:val="24"/>
+          <w:cs/>
+        </w:rPr>
+        <w:t>की</w:t>
+      </w:r>
+      <w:r>
+        <w:rPr>
+          <w:rFonts w:cs="Mangal"/>
+          <w:szCs w:val="24"/>
+          <w:cs/>
+        </w:rPr>
+        <w:t xml:space="preserve"> </w:t>
+      </w:r>
+      <w:r>
+        <w:rPr>
+          <w:rFonts w:cs="Mangal" w:hint="cs"/>
+          <w:szCs w:val="24"/>
+          <w:cs/>
+        </w:rPr>
+        <w:t>तरह</w:t>
+      </w:r>
+      <w:r>
+        <w:rPr>
+          <w:rFonts w:cs="Mangal"/>
+          <w:szCs w:val="24"/>
+          <w:cs/>
+        </w:rPr>
+        <w:t xml:space="preserve"> </w:t>
+      </w:r>
+      <w:r>
+        <w:rPr>
+          <w:rFonts w:cs="Mangal" w:hint="cs"/>
+          <w:szCs w:val="24"/>
+          <w:cs/>
+        </w:rPr>
+        <w:t>चाह</w:t>
+      </w:r>
+      <w:r>
+        <w:rPr>
+          <w:rFonts w:cs="Mangal"/>
+          <w:szCs w:val="24"/>
+          <w:cs/>
+        </w:rPr>
+        <w:t xml:space="preserve"> </w:t>
+      </w:r>
+      <w:r>
+        <w:rPr>
+          <w:rFonts w:cs="Mangal" w:hint="cs"/>
+          <w:szCs w:val="24"/>
+          <w:cs/>
+        </w:rPr>
+        <w:t>कर</w:t>
+      </w:r>
+      <w:r>
+        <w:rPr>
+          <w:rFonts w:cs="Mangal"/>
+          <w:szCs w:val="24"/>
+          <w:cs/>
+        </w:rPr>
+        <w:t xml:space="preserve"> </w:t>
+      </w:r>
+      <w:r>
+        <w:rPr>
+          <w:rFonts w:cs="Mangal" w:hint="cs"/>
+          <w:szCs w:val="24"/>
+          <w:cs/>
+        </w:rPr>
+        <w:t>भी</w:t>
+      </w:r>
+      <w:r>
+        <w:rPr>
+          <w:rFonts w:cs="Mangal"/>
+          <w:szCs w:val="24"/>
+          <w:cs/>
+        </w:rPr>
+        <w:t xml:space="preserve"> </w:t>
+      </w:r>
+      <w:r>
+        <w:rPr>
+          <w:rFonts w:cs="Mangal" w:hint="cs"/>
+          <w:szCs w:val="24"/>
+          <w:cs/>
+        </w:rPr>
+        <w:t>नहीं</w:t>
+      </w:r>
+      <w:r>
+        <w:rPr>
+          <w:rFonts w:cs="Mangal"/>
+          <w:szCs w:val="24"/>
+          <w:cs/>
+        </w:rPr>
+        <w:t xml:space="preserve"> </w:t>
+      </w:r>
+      <w:r>
+        <w:rPr>
+          <w:rFonts w:cs="Mangal" w:hint="cs"/>
+          <w:szCs w:val="24"/>
+          <w:cs/>
+        </w:rPr>
+        <w:t>हो</w:t>
+      </w:r>
+      <w:r>
+        <w:rPr>
+          <w:rFonts w:cs="Mangal"/>
+          <w:szCs w:val="24"/>
+          <w:cs/>
+        </w:rPr>
+        <w:t xml:space="preserve"> </w:t>
+      </w:r>
+      <w:proofErr w:type="spellStart"/>
+      <w:r>
+        <w:rPr>
+          <w:rFonts w:cs="Mangal" w:hint="cs"/>
+          <w:szCs w:val="24"/>
+          <w:cs/>
+        </w:rPr>
+        <w:t>सकताउसकी</w:t>
+      </w:r>
+      <w:proofErr w:type="spellEnd"/>
+      <w:r>
+        <w:rPr>
+          <w:rFonts w:cs="Mangal"/>
+          <w:szCs w:val="24"/>
+          <w:cs/>
+        </w:rPr>
+        <w:t xml:space="preserve"> </w:t>
+      </w:r>
+      <w:r>
+        <w:rPr>
+          <w:rFonts w:cs="Mangal" w:hint="cs"/>
+          <w:szCs w:val="24"/>
+          <w:cs/>
+        </w:rPr>
+        <w:t>फटी</w:t>
+      </w:r>
+      <w:r>
+        <w:rPr>
+          <w:rFonts w:cs="Mangal"/>
+          <w:szCs w:val="24"/>
+          <w:cs/>
+        </w:rPr>
+        <w:t xml:space="preserve"> </w:t>
+      </w:r>
+      <w:r>
+        <w:rPr>
+          <w:rFonts w:cs="Mangal" w:hint="cs"/>
+          <w:szCs w:val="24"/>
+          <w:cs/>
+        </w:rPr>
+        <w:t>जब</w:t>
+      </w:r>
+      <w:r>
+        <w:rPr>
+          <w:rFonts w:cs="Mangal"/>
+          <w:szCs w:val="24"/>
+          <w:cs/>
+        </w:rPr>
+        <w:t xml:space="preserve"> </w:t>
+      </w:r>
+      <w:r>
+        <w:rPr>
+          <w:rFonts w:cs="Mangal" w:hint="cs"/>
+          <w:szCs w:val="24"/>
+          <w:cs/>
+        </w:rPr>
+        <w:t>उसे</w:t>
+      </w:r>
+      <w:r>
+        <w:rPr>
+          <w:rFonts w:cs="Mangal"/>
+          <w:szCs w:val="24"/>
+          <w:cs/>
+        </w:rPr>
+        <w:t xml:space="preserve"> </w:t>
+      </w:r>
+      <w:proofErr w:type="spellStart"/>
+      <w:r>
+        <w:rPr>
+          <w:rFonts w:cs="Mangal" w:hint="cs"/>
+          <w:szCs w:val="24"/>
+          <w:cs/>
+        </w:rPr>
+        <w:t>चौकिया</w:t>
+      </w:r>
+      <w:proofErr w:type="spellEnd"/>
+      <w:r>
+        <w:rPr>
+          <w:rFonts w:cs="Mangal"/>
+          <w:szCs w:val="24"/>
+          <w:cs/>
+        </w:rPr>
+        <w:t xml:space="preserve"> </w:t>
+      </w:r>
+      <w:r>
+        <w:rPr>
+          <w:rFonts w:cs="Mangal" w:hint="cs"/>
+          <w:szCs w:val="24"/>
+          <w:cs/>
+        </w:rPr>
+        <w:t>कविता</w:t>
+      </w:r>
+      <w:r>
+        <w:rPr>
+          <w:rFonts w:cs="Mangal"/>
+          <w:szCs w:val="24"/>
+          <w:cs/>
+        </w:rPr>
+        <w:t xml:space="preserve"> </w:t>
+      </w:r>
+      <w:r>
+        <w:rPr>
+          <w:rFonts w:cs="Mangal" w:hint="cs"/>
+          <w:szCs w:val="24"/>
+          <w:cs/>
+        </w:rPr>
+        <w:t>करने</w:t>
+      </w:r>
+      <w:r>
+        <w:rPr>
+          <w:rFonts w:cs="Mangal"/>
+          <w:szCs w:val="24"/>
+          <w:cs/>
+        </w:rPr>
+        <w:t xml:space="preserve"> </w:t>
+      </w:r>
+      <w:r>
+        <w:rPr>
+          <w:rFonts w:cs="Mangal" w:hint="cs"/>
+          <w:szCs w:val="24"/>
+          <w:cs/>
+        </w:rPr>
+        <w:t>की</w:t>
+      </w:r>
+      <w:r>
+        <w:rPr>
+          <w:rFonts w:cs="Mangal"/>
+          <w:szCs w:val="24"/>
+          <w:cs/>
+        </w:rPr>
+        <w:t xml:space="preserve"> </w:t>
+      </w:r>
+      <w:r>
+        <w:rPr>
+          <w:rFonts w:cs="Mangal" w:hint="cs"/>
+          <w:szCs w:val="24"/>
+          <w:cs/>
+        </w:rPr>
+        <w:t>बिल्कुल</w:t>
+      </w:r>
+      <w:r>
+        <w:rPr>
+          <w:rFonts w:cs="Mangal"/>
+          <w:szCs w:val="24"/>
+          <w:cs/>
+        </w:rPr>
+        <w:t xml:space="preserve"> </w:t>
+      </w:r>
+      <w:proofErr w:type="spellStart"/>
+      <w:r>
+        <w:rPr>
+          <w:rFonts w:cs="Mangal" w:hint="cs"/>
+          <w:szCs w:val="24"/>
+          <w:cs/>
+        </w:rPr>
+        <w:t>परमिशन</w:t>
+      </w:r>
+      <w:proofErr w:type="spellEnd"/>
+      <w:r>
+        <w:rPr>
+          <w:rFonts w:cs="Mangal"/>
+          <w:szCs w:val="24"/>
+          <w:cs/>
+        </w:rPr>
+        <w:t xml:space="preserve"> </w:t>
+      </w:r>
+      <w:r>
+        <w:rPr>
+          <w:rFonts w:cs="Mangal" w:hint="cs"/>
+          <w:szCs w:val="24"/>
+          <w:cs/>
+        </w:rPr>
+        <w:t>नहीं</w:t>
+      </w:r>
+      <w:r>
+        <w:rPr>
+          <w:rFonts w:cs="Mangal"/>
+          <w:szCs w:val="24"/>
+          <w:cs/>
+        </w:rPr>
+        <w:t xml:space="preserve"> </w:t>
+      </w:r>
+      <w:r>
+        <w:rPr>
+          <w:rFonts w:cs="Mangal" w:hint="cs"/>
+          <w:szCs w:val="24"/>
+          <w:cs/>
+        </w:rPr>
+        <w:t>देती</w:t>
+      </w:r>
+      <w:r>
+        <w:rPr>
+          <w:rFonts w:ascii="Arial" w:hAnsi="Arial" w:cs="Arial" w:hint="cs"/>
+          <w:szCs w:val="24"/>
+          <w:cs/>
+        </w:rPr>
+        <w:t>”</w:t>
+      </w:r>
+      <w:r>
+        <w:rPr>
+          <w:rFonts w:cs="Mangal"/>
+          <w:szCs w:val="24"/>
+          <w:cs/>
+        </w:rPr>
+        <w:t xml:space="preserve"> (</w:t>
+      </w:r>
+      <w:r>
+        <w:rPr>
+          <w:rFonts w:cs="Mangal" w:hint="cs"/>
+          <w:szCs w:val="24"/>
+          <w:cs/>
+        </w:rPr>
+        <w:t>पृ</w:t>
+      </w:r>
+      <w:r>
+        <w:rPr>
+          <w:rFonts w:cs="Mangal"/>
+          <w:szCs w:val="24"/>
+          <w:cs/>
+        </w:rPr>
+        <w:t>.</w:t>
+      </w:r>
+      <w:r>
+        <w:rPr>
+          <w:rFonts w:cs="Mangal" w:hint="cs"/>
+          <w:szCs w:val="24"/>
+          <w:cs/>
+        </w:rPr>
+        <w:t>क्र</w:t>
+      </w:r>
+      <w:r>
+        <w:rPr>
+          <w:rFonts w:cs="Mangal"/>
+          <w:szCs w:val="24"/>
+          <w:cs/>
+        </w:rPr>
+        <w:t>.</w:t>
+      </w:r>
+      <w:r>
+        <w:rPr>
+          <w:rFonts w:cs="Mangal" w:hint="cs"/>
+          <w:szCs w:val="24"/>
+          <w:cs/>
+        </w:rPr>
+        <w:t>६८</w:t>
+      </w:r>
+      <w:r>
+        <w:rPr>
+          <w:rFonts w:cs="Mangal"/>
+          <w:szCs w:val="24"/>
+          <w:cs/>
+        </w:rPr>
+        <w:t>)</w:t>
+      </w:r>
+    </w:p>
+    <w:p>
+      <w:pPr>
+        <w:spacing w:after="0"/>
+        <w:jc w:val="both"/>
+      </w:pPr>
+      <w:r>
+        <w:rPr>
+          <w:rFonts w:ascii="Mangal" w:hAnsi="Mangal" w:cs="Mangal" w:eastAsia="Mangal"/>
+          <w:b/>
+          <w:sz w:val="24"/>
+        </w:rPr>
+        <w:t>पंक्तियों की व्यंग्यात्मकता को विस्तृत रूप में स्पष्ट कीजिए</w:t>
+      </w:r>
+    </w:p>
+    <w:p>
+      <w:pPr>
+        <w:spacing w:after="0"/>
+        <w:jc w:val="both"/>
+      </w:pPr>
+      <w:r>
+        <w:rPr>
+          <w:rFonts w:ascii="Mangal" w:hAnsi="Mangal" w:cs="Mangal" w:eastAsia="Mangal"/>
+          <w:b w:val="0"/>
+          <w:sz w:val="24"/>
+        </w:rPr>
+        <w:t>यहाँ “रोटिया कवि” की फटी जेब को कविता की स्वतंत्रता पर रोक की तरह प्रस्तुत किया गया है। शौकिया कवि बिना आय की चिंता किए लिख सकता है, जबकि जीविका के लिए लिखने वाले के पास वैसा अवसर नहीं। “चौकिया” और “रोटिया” जैसे शब्दों का खेल आर्थिक विवशता को हँसी में कहता है, पर उसके पीछे साहित्यिक दुनिया की वर्गगत असमानता है।</w:t>
+      </w:r>
+    </w:p>
+    <w:p>
+      <w:pPr>
+        <w:spacing w:after="0"/>
+        <w:jc w:val="both"/>
+      </w:pPr>
+      <w:r>
+        <w:rPr>
+          <w:rFonts w:ascii="Mangal" w:hAnsi="Mangal" w:cs="Mangal" w:eastAsia="Mangal"/>
+          <w:b/>
+          <w:sz w:val="24"/>
+        </w:rPr>
+        <w:t>इसमें मुख्य व्यंग्य कौन-सा है?</w:t>
+      </w:r>
+    </w:p>
+    <w:p>
+      <w:pPr>
+        <w:spacing w:after="0"/>
+        <w:jc w:val="both"/>
+      </w:pPr>
+      <w:r>
+        <w:rPr>
+          <w:rFonts w:ascii="Mangal" w:hAnsi="Mangal" w:cs="Mangal" w:eastAsia="Mangal"/>
+          <w:b w:val="0"/>
+          <w:sz w:val="24"/>
+        </w:rPr>
+        <w:t>मुख्य व्यंग्य उस व्यवस्था पर है जिसमें कविता का आनंद और प्रतिष्ठा तो स्वीकार की जाती है, पर उससे जीवन चलाने वाले लेखक की आर्थिक जरूरत को तुच्छ समझा जाता है।</w:t>
+      </w:r>
+    </w:p>
+    <w:p>
+      <w:pPr>
+        <w:spacing w:after="0"/>
+        <w:jc w:val="both"/>
+      </w:pPr>
+      <w:r>
+        <w:rPr>
+          <w:rFonts w:ascii="Mangal" w:hAnsi="Mangal" w:cs="Mangal" w:eastAsia="Mangal"/>
+          <w:b/>
+          <w:sz w:val="24"/>
+        </w:rPr>
+        <w:t>लेखक क्या परिवर्तन चाहते हैं?</w:t>
+      </w:r>
+    </w:p>
+    <w:p>
+      <w:pPr>
+        <w:spacing w:after="0"/>
+        <w:jc w:val="both"/>
+      </w:pPr>
+      <w:r>
+        <w:rPr>
+          <w:rFonts w:ascii="Mangal" w:hAnsi="Mangal" w:cs="Mangal" w:eastAsia="Mangal"/>
+          <w:b w:val="0"/>
+          <w:sz w:val="24"/>
+        </w:rPr>
+        <w:t>लेखक चाहते हैं कि साहित्यिक श्रम को वास्तविक श्रम माना जाए। कवियों को उचित पारिश्रमिक और ऐसे अवसर मिलें जिनमें आर्थिक स्थिति उनकी रचनात्मकता को बाधित न करे।</w:t>
+      </w:r>
+    </w:p>
+    <w:p>
+      <w:pPr>
+        <w:rPr>
+          <w:rFonts w:cstheme="minorBidi"/>
+          <w:szCs w:val="24"/>
+        </w:rPr>
+      </w:pPr>
+      <w:r>
+        <w:rPr>
+          <w:rFonts w:cs="Mangal"/>
+          <w:szCs w:val="24"/>
+          <w:cs/>
+        </w:rPr>
         <w:t>२.</w:t>
       </w:r>
       <w:r>
@@ -1254,6 +1366,90 @@
           <w:cs/>
         </w:rPr>
         <w:t>)</w:t>
+      </w:r>
+    </w:p>
+    <w:p>
+      <w:pPr>
+        <w:spacing w:after="0"/>
+        <w:jc w:val="both"/>
+      </w:pPr>
+      <w:r>
+        <w:rPr>
+          <w:rFonts w:ascii="Mangal" w:hAnsi="Mangal" w:cs="Mangal" w:eastAsia="Mangal"/>
+          <w:b/>
+          <w:sz w:val="24"/>
+        </w:rPr>
+        <w:t>पंक्तियों की व्यंग्यात्मकता को विस्तृत रूप में स्पष्ट कीजिए</w:t>
+      </w:r>
+    </w:p>
+    <w:p>
+      <w:pPr>
+        <w:spacing w:after="0"/>
+        <w:jc w:val="both"/>
+      </w:pPr>
+      <w:r>
+        <w:rPr>
+          <w:rFonts w:ascii="Mangal" w:hAnsi="Mangal" w:cs="Mangal" w:eastAsia="Mangal"/>
+          <w:b w:val="0"/>
+          <w:sz w:val="24"/>
+        </w:rPr>
+        <w:t>कवि अपनी निजी बेरोजगारी और पारिश्रमिक की चिंता को “कालजयी” होने के दावे के साथ रखता है। गधों को सहायता मिलने और कवियों की अनदेखी का अतिरंजित विरोधाभास हास्य पैदा करता है, पर महामारी में ऑनलाइन कार्यक्रमों के कारण भोजन, मानदेय और प्रकाशन के अवसर सचमुच घटे हैं।</w:t>
+      </w:r>
+    </w:p>
+    <w:p>
+      <w:pPr>
+        <w:spacing w:after="0"/>
+        <w:jc w:val="both"/>
+      </w:pPr>
+      <w:r>
+        <w:rPr>
+          <w:rFonts w:ascii="Mangal" w:hAnsi="Mangal" w:cs="Mangal" w:eastAsia="Mangal"/>
+          <w:b/>
+          <w:sz w:val="24"/>
+        </w:rPr>
+        <w:t>इसमें मुख्य व्यंग्य कौन-सा है?</w:t>
+      </w:r>
+    </w:p>
+    <w:p>
+      <w:pPr>
+        <w:spacing w:after="0"/>
+        <w:jc w:val="both"/>
+      </w:pPr>
+      <w:r>
+        <w:rPr>
+          <w:rFonts w:ascii="Mangal" w:hAnsi="Mangal" w:cs="Mangal" w:eastAsia="Mangal"/>
+          <w:b w:val="0"/>
+          <w:sz w:val="24"/>
+        </w:rPr>
+        <w:t>मुख्य व्यंग्य सहायता और सांस्कृतिक प्राथमिकताओं की असंगति पर है; साथ ही कवि अपने दुख को बढ़ा-चढ़ाकर कहता है, जिससे आत्म-परिहास भी बनता है।</w:t>
+      </w:r>
+    </w:p>
+    <w:p>
+      <w:pPr>
+        <w:spacing w:after="0"/>
+        <w:jc w:val="both"/>
+      </w:pPr>
+      <w:r>
+        <w:rPr>
+          <w:rFonts w:ascii="Mangal" w:hAnsi="Mangal" w:cs="Mangal" w:eastAsia="Mangal"/>
+          <w:b/>
+          <w:sz w:val="24"/>
+        </w:rPr>
+        <w:t>लेखक क्या परिवर्तन चाहते हैं?</w:t>
+      </w:r>
+    </w:p>
+    <w:p>
+      <w:pPr>
+        <w:spacing w:after="0"/>
+        <w:jc w:val="both"/>
+      </w:pPr>
+      <w:r>
+        <w:rPr>
+          <w:rFonts w:ascii="Mangal" w:hAnsi="Mangal" w:cs="Mangal" w:eastAsia="Mangal"/>
+          <w:b w:val="0"/>
+          <w:sz w:val="24"/>
+        </w:rPr>
+        <w:t>लेखक का संकेत है कि संकट में साहित्यकारों और अन्य सांस्कृतिक कर्मियों की आजीविका को भी ध्यान में रखा जाए। सहायता पारदर्शी, न्यायपूर्ण और जरूरत के अनुरूप हो; रचनात्मक श्रम को केवल शौक न समझा जाए।</w:t>
       </w:r>
     </w:p>
     <w:sectPr>
